--- a/EXPORTS/DOCX/published/niveau3/Dutch/NZG.docx
+++ b/EXPORTS/DOCX/published/niveau3/Dutch/NZG.docx
@@ -519,7 +519,7 @@
           <w:sz w:val="24"/>
           <w:u w:val="single"/>
         </w:rPr>
-        <w:hyperlink r:id="rId11" w:history="1">
+        <w:hyperlink r:id="rId12" w:history="1">
           <w:r>
             <w:rPr>
               <w:rStyle w:val="Hyperlink"/>
@@ -793,7 +793,25 @@
           <w:color w:val="000000"/>
           <w:sz w:val="24"/>
         </w:rPr>
-        <w:t>rechtsvoorgangers van de Raad voor de Zending. Deze a</w:t>
+        <w:t>rechtsvoorgangers van de Raad voor de Zendin</w:t>
+      </w:r>
+      <w:r>
+        <w:rPr>
+          <w:u w:val="single" w:color="0000ff"/>
+          <w:rFonts w:ascii="Charis SIL Regular" w:hAnsi="Charis SIL Regular" w:eastAsia="Charis SIL Regular"/>
+          <w:b w:val="0"/>
+          <w:i w:val="0"/>
+          <w:color w:val="000000"/>
+          <w:sz w:val="24"/>
+        </w:rPr>
+        <w:hyperlink r:id="rId13" w:history="1">
+          <w:r>
+            <w:rPr>
+              <w:rStyle w:val="Hyperlink"/>
+            </w:rPr>
+            <w:t>g. Deze a</w:t>
+          </w:r>
+        </w:hyperlink>
       </w:r>
       <w:r>
         <w:rPr>
@@ -2287,16 +2305,8 @@
           <w:i w:val="0"/>
           <w:color w:val="0000FF"/>
           <w:sz w:val="24"/>
-          <w:u w:val="single"/>
         </w:rPr>
-        <w:hyperlink r:id="rId18" w:history="1">
-          <w:r>
-            <w:rPr>
-              <w:rStyle w:val="Hyperlink"/>
-            </w:rPr>
-            <w:t>id=zoOC</w:t>
-          </w:r>
-        </w:hyperlink>
+        <w:t>id=zoOC</w:t>
       </w:r>
       <w:r>
         <w:rPr>
@@ -2824,7 +2834,7 @@
           <w:sz w:val="24"/>
           <w:u w:val="single"/>
         </w:rPr>
-        <w:hyperlink r:id="rId22" w:history="1">
+        <w:hyperlink r:id="rId21" w:history="1">
           <w:r>
             <w:rPr>
               <w:rStyle w:val="Hyperlink"/>
@@ -2835,7 +2845,6 @@
       </w:r>
       <w:r>
         <w:rPr>
-          <w:u w:val="single" w:color="0000ff"/>
           <w:rFonts w:ascii="Charis SIL Regular" w:hAnsi="Charis SIL Regular" w:eastAsia="Charis SIL Regular"/>
           <w:b w:val="0"/>
           <w:i w:val="0"/>
@@ -3123,7 +3132,7 @@
           <w:sz w:val="24"/>
           <w:u w:val="single"/>
         </w:rPr>
-        <w:hyperlink r:id="rId24" w:history="1">
+        <w:hyperlink r:id="rId23" w:history="1">
           <w:r>
             <w:rPr>
               <w:rStyle w:val="Hyperlink"/>
@@ -3140,7 +3149,14 @@
           <w:color w:val="000000"/>
           <w:sz w:val="24"/>
         </w:rPr>
-        <w:t xml:space="preserve">, </w:t>
+        <w:hyperlink r:id="rId23" w:history="1">
+          <w:r>
+            <w:rPr>
+              <w:rStyle w:val="Hyperlink"/>
+            </w:rPr>
+            <w:t xml:space="preserve">, </w:t>
+          </w:r>
+        </w:hyperlink>
       </w:r>
       <w:r>
         <w:rPr>
@@ -3180,7 +3196,7 @@
           <w:sz w:val="24"/>
           <w:u w:val="single"/>
         </w:rPr>
-        <w:hyperlink r:id="rId25" w:history="1">
+        <w:hyperlink r:id="rId23" w:history="1">
           <w:r>
             <w:rPr>
               <w:rStyle w:val="Hyperlink"/>
@@ -3198,7 +3214,7 @@
           <w:sz w:val="24"/>
           <w:u w:val="single"/>
         </w:rPr>
-        <w:hyperlink r:id="rId25" w:history="1">
+        <w:hyperlink r:id="rId23" w:history="1">
           <w:r>
             <w:rPr>
               <w:rStyle w:val="Hyperlink"/>
@@ -3329,7 +3345,7 @@
           <w:sz w:val="24"/>
           <w:u w:val="single"/>
         </w:rPr>
-        <w:hyperlink r:id="rId26" w:history="1">
+        <w:hyperlink r:id="rId25" w:history="1">
           <w:r>
             <w:rPr>
               <w:rStyle w:val="Hyperlink"/>
@@ -3367,7 +3383,7 @@
           <w:sz w:val="24"/>
           <w:u w:val="single"/>
         </w:rPr>
-        <w:hyperlink r:id="rId27" w:history="1">
+        <w:hyperlink r:id="rId26" w:history="1">
           <w:r>
             <w:rPr>
               <w:rStyle w:val="Hyperlink"/>
@@ -3385,7 +3401,7 @@
           <w:sz w:val="24"/>
           <w:u w:val="single"/>
         </w:rPr>
-        <w:hyperlink r:id="rId27" w:history="1">
+        <w:hyperlink r:id="rId26" w:history="1">
           <w:r>
             <w:rPr>
               <w:rStyle w:val="Hyperlink"/>
@@ -3403,7 +3419,7 @@
           <w:sz w:val="24"/>
           <w:u w:val="single"/>
         </w:rPr>
-        <w:hyperlink r:id="rId27" w:history="1">
+        <w:hyperlink r:id="rId26" w:history="1">
           <w:r>
             <w:rPr>
               <w:rStyle w:val="Hyperlink"/>
@@ -3421,7 +3437,7 @@
           <w:sz w:val="24"/>
           <w:u w:val="single"/>
         </w:rPr>
-        <w:hyperlink r:id="rId27" w:history="1">
+        <w:hyperlink r:id="rId26" w:history="1">
           <w:r>
             <w:rPr>
               <w:rStyle w:val="Hyperlink"/>
@@ -3442,7 +3458,7 @@
           <w:sz w:val="24"/>
           <w:u w:val="single"/>
         </w:rPr>
-        <w:hyperlink r:id="rId27" w:history="1">
+        <w:hyperlink r:id="rId26" w:history="1">
           <w:r>
             <w:rPr>
               <w:rStyle w:val="Hyperlink"/>
@@ -3460,7 +3476,7 @@
           <w:sz w:val="24"/>
           <w:u w:val="single"/>
         </w:rPr>
-        <w:hyperlink r:id="rId27" w:history="1">
+        <w:hyperlink r:id="rId26" w:history="1">
           <w:r>
             <w:rPr>
               <w:rStyle w:val="Hyperlink"/>
@@ -3478,7 +3494,7 @@
           <w:sz w:val="24"/>
           <w:u w:val="single"/>
         </w:rPr>
-        <w:hyperlink r:id="rId27" w:history="1">
+        <w:hyperlink r:id="rId26" w:history="1">
           <w:r>
             <w:rPr>
               <w:rStyle w:val="Hyperlink"/>
@@ -3496,7 +3512,7 @@
           <w:sz w:val="24"/>
           <w:u w:val="single"/>
         </w:rPr>
-        <w:hyperlink r:id="rId27" w:history="1">
+        <w:hyperlink r:id="rId26" w:history="1">
           <w:r>
             <w:rPr>
               <w:rStyle w:val="Hyperlink"/>
@@ -3514,7 +3530,7 @@
           <w:sz w:val="24"/>
           <w:u w:val="single"/>
         </w:rPr>
-        <w:hyperlink r:id="rId27" w:history="1">
+        <w:hyperlink r:id="rId26" w:history="1">
           <w:r>
             <w:rPr>
               <w:rStyle w:val="Hyperlink"/>
@@ -3542,7 +3558,7 @@
           <w:sz w:val="24"/>
           <w:u w:val="single"/>
         </w:rPr>
-        <w:hyperlink r:id="rId27" w:history="1">
+        <w:hyperlink r:id="rId26" w:history="1">
           <w:r>
             <w:rPr>
               <w:rStyle w:val="Hyperlink"/>

--- a/EXPORTS/DOCX/published/niveau3/Dutch/NZG.docx
+++ b/EXPORTS/DOCX/published/niveau3/Dutch/NZG.docx
@@ -519,7 +519,7 @@
           <w:sz w:val="24"/>
           <w:u w:val="single"/>
         </w:rPr>
-        <w:hyperlink r:id="rId12" w:history="1">
+        <w:hyperlink r:id="rId11" w:history="1">
           <w:r>
             <w:rPr>
               <w:rStyle w:val="Hyperlink"/>
@@ -1458,6 +1458,7 @@
       </w:r>
       <w:r>
         <w:rPr>
+          <w:u w:val="single" w:color="0000ff"/>
           <w:rFonts w:ascii="Charis SIL Regular" w:hAnsi="Charis SIL Regular" w:eastAsia="Charis SIL Regular"/>
           <w:b w:val="0"/>
           <w:i w:val="0"/>
@@ -2834,7 +2835,7 @@
           <w:sz w:val="24"/>
           <w:u w:val="single"/>
         </w:rPr>
-        <w:hyperlink r:id="rId21" w:history="1">
+        <w:hyperlink r:id="rId22" w:history="1">
           <w:r>
             <w:rPr>
               <w:rStyle w:val="Hyperlink"/>
@@ -2845,20 +2846,14 @@
       </w:r>
       <w:r>
         <w:rPr>
+          <w:u w:val="single" w:color="0000ff"/>
           <w:rFonts w:ascii="Charis SIL Regular" w:hAnsi="Charis SIL Regular" w:eastAsia="Charis SIL Regular"/>
           <w:b w:val="0"/>
           <w:i w:val="0"/>
           <w:color w:val="000000"/>
           <w:sz w:val="24"/>
         </w:rPr>
-        <w:hyperlink r:id="rId21" w:history="1">
-          <w:r>
-            <w:rPr>
-              <w:rStyle w:val="Hyperlink"/>
-            </w:rPr>
-            <w:t xml:space="preserve">, </w:t>
-          </w:r>
-        </w:hyperlink>
+        <w:t xml:space="preserve">, </w:t>
       </w:r>
       <w:r>
         <w:rPr>
@@ -2869,7 +2864,7 @@
           <w:sz w:val="24"/>
           <w:u w:val="single"/>
         </w:rPr>
-        <w:hyperlink r:id="rId21" w:history="1">
+        <w:hyperlink r:id="rId23" w:history="1">
           <w:r>
             <w:rPr>
               <w:rStyle w:val="Hyperlink"/>
@@ -2898,7 +2893,7 @@
           <w:sz w:val="24"/>
           <w:u w:val="single"/>
         </w:rPr>
-        <w:hyperlink r:id="rId21" w:history="1">
+        <w:hyperlink r:id="rId23" w:history="1">
           <w:r>
             <w:rPr>
               <w:rStyle w:val="Hyperlink"/>
@@ -3014,7 +3009,7 @@
           <w:sz w:val="24"/>
           <w:u w:val="single"/>
         </w:rPr>
-        <w:hyperlink r:id="rId23" w:history="1">
+        <w:hyperlink r:id="rId24" w:history="1">
           <w:r>
             <w:rPr>
               <w:rStyle w:val="Hyperlink"/>
@@ -3032,7 +3027,7 @@
           <w:sz w:val="24"/>
           <w:u w:val="single"/>
         </w:rPr>
-        <w:hyperlink r:id="rId23" w:history="1">
+        <w:hyperlink r:id="rId24" w:history="1">
           <w:r>
             <w:rPr>
               <w:rStyle w:val="Hyperlink"/>
@@ -3050,7 +3045,7 @@
           <w:sz w:val="24"/>
           <w:u w:val="single"/>
         </w:rPr>
-        <w:hyperlink r:id="rId23" w:history="1">
+        <w:hyperlink r:id="rId24" w:history="1">
           <w:r>
             <w:rPr>
               <w:rStyle w:val="Hyperlink"/>
@@ -3068,7 +3063,7 @@
           <w:sz w:val="24"/>
           <w:u w:val="single"/>
         </w:rPr>
-        <w:hyperlink r:id="rId23" w:history="1">
+        <w:hyperlink r:id="rId24" w:history="1">
           <w:r>
             <w:rPr>
               <w:rStyle w:val="Hyperlink"/>
@@ -3096,7 +3091,7 @@
           <w:sz w:val="24"/>
           <w:u w:val="single"/>
         </w:rPr>
-        <w:hyperlink r:id="rId24" w:history="1">
+        <w:hyperlink r:id="rId25" w:history="1">
           <w:r>
             <w:rPr>
               <w:rStyle w:val="Hyperlink"/>
@@ -3114,7 +3109,7 @@
           <w:sz w:val="24"/>
           <w:u w:val="single"/>
         </w:rPr>
-        <w:hyperlink r:id="rId24" w:history="1">
+        <w:hyperlink r:id="rId25" w:history="1">
           <w:r>
             <w:rPr>
               <w:rStyle w:val="Hyperlink"/>
@@ -3132,7 +3127,7 @@
           <w:sz w:val="24"/>
           <w:u w:val="single"/>
         </w:rPr>
-        <w:hyperlink r:id="rId23" w:history="1">
+        <w:hyperlink r:id="rId25" w:history="1">
           <w:r>
             <w:rPr>
               <w:rStyle w:val="Hyperlink"/>
@@ -3149,14 +3144,7 @@
           <w:color w:val="000000"/>
           <w:sz w:val="24"/>
         </w:rPr>
-        <w:hyperlink r:id="rId23" w:history="1">
-          <w:r>
-            <w:rPr>
-              <w:rStyle w:val="Hyperlink"/>
-            </w:rPr>
-            <w:t xml:space="preserve">, </w:t>
-          </w:r>
-        </w:hyperlink>
+        <w:t xml:space="preserve">, </w:t>
       </w:r>
       <w:r>
         <w:rPr>
@@ -3167,7 +3155,7 @@
           <w:sz w:val="24"/>
           <w:u w:val="single"/>
         </w:rPr>
-        <w:hyperlink r:id="rId23" w:history="1">
+        <w:hyperlink r:id="rId26" w:history="1">
           <w:r>
             <w:rPr>
               <w:rStyle w:val="Hyperlink"/>
@@ -3196,7 +3184,7 @@
           <w:sz w:val="24"/>
           <w:u w:val="single"/>
         </w:rPr>
-        <w:hyperlink r:id="rId23" w:history="1">
+        <w:hyperlink r:id="rId26" w:history="1">
           <w:r>
             <w:rPr>
               <w:rStyle w:val="Hyperlink"/>
@@ -3214,7 +3202,7 @@
           <w:sz w:val="24"/>
           <w:u w:val="single"/>
         </w:rPr>
-        <w:hyperlink r:id="rId23" w:history="1">
+        <w:hyperlink r:id="rId24" w:history="1">
           <w:r>
             <w:rPr>
               <w:rStyle w:val="Hyperlink"/>
@@ -3345,7 +3333,7 @@
           <w:sz w:val="24"/>
           <w:u w:val="single"/>
         </w:rPr>
-        <w:hyperlink r:id="rId25" w:history="1">
+        <w:hyperlink r:id="rId27" w:history="1">
           <w:r>
             <w:rPr>
               <w:rStyle w:val="Hyperlink"/>
@@ -3383,7 +3371,7 @@
           <w:sz w:val="24"/>
           <w:u w:val="single"/>
         </w:rPr>
-        <w:hyperlink r:id="rId26" w:history="1">
+        <w:hyperlink r:id="rId28" w:history="1">
           <w:r>
             <w:rPr>
               <w:rStyle w:val="Hyperlink"/>
@@ -3401,7 +3389,7 @@
           <w:sz w:val="24"/>
           <w:u w:val="single"/>
         </w:rPr>
-        <w:hyperlink r:id="rId26" w:history="1">
+        <w:hyperlink r:id="rId28" w:history="1">
           <w:r>
             <w:rPr>
               <w:rStyle w:val="Hyperlink"/>
@@ -3419,7 +3407,7 @@
           <w:sz w:val="24"/>
           <w:u w:val="single"/>
         </w:rPr>
-        <w:hyperlink r:id="rId26" w:history="1">
+        <w:hyperlink r:id="rId28" w:history="1">
           <w:r>
             <w:rPr>
               <w:rStyle w:val="Hyperlink"/>
@@ -3437,7 +3425,7 @@
           <w:sz w:val="24"/>
           <w:u w:val="single"/>
         </w:rPr>
-        <w:hyperlink r:id="rId26" w:history="1">
+        <w:hyperlink r:id="rId28" w:history="1">
           <w:r>
             <w:rPr>
               <w:rStyle w:val="Hyperlink"/>
@@ -3458,7 +3446,7 @@
           <w:sz w:val="24"/>
           <w:u w:val="single"/>
         </w:rPr>
-        <w:hyperlink r:id="rId26" w:history="1">
+        <w:hyperlink r:id="rId28" w:history="1">
           <w:r>
             <w:rPr>
               <w:rStyle w:val="Hyperlink"/>
@@ -3476,7 +3464,7 @@
           <w:sz w:val="24"/>
           <w:u w:val="single"/>
         </w:rPr>
-        <w:hyperlink r:id="rId26" w:history="1">
+        <w:hyperlink r:id="rId28" w:history="1">
           <w:r>
             <w:rPr>
               <w:rStyle w:val="Hyperlink"/>
@@ -3494,7 +3482,7 @@
           <w:sz w:val="24"/>
           <w:u w:val="single"/>
         </w:rPr>
-        <w:hyperlink r:id="rId26" w:history="1">
+        <w:hyperlink r:id="rId28" w:history="1">
           <w:r>
             <w:rPr>
               <w:rStyle w:val="Hyperlink"/>
@@ -3512,7 +3500,7 @@
           <w:sz w:val="24"/>
           <w:u w:val="single"/>
         </w:rPr>
-        <w:hyperlink r:id="rId26" w:history="1">
+        <w:hyperlink r:id="rId28" w:history="1">
           <w:r>
             <w:rPr>
               <w:rStyle w:val="Hyperlink"/>
@@ -3530,7 +3518,7 @@
           <w:sz w:val="24"/>
           <w:u w:val="single"/>
         </w:rPr>
-        <w:hyperlink r:id="rId26" w:history="1">
+        <w:hyperlink r:id="rId28" w:history="1">
           <w:r>
             <w:rPr>
               <w:rStyle w:val="Hyperlink"/>
@@ -3558,7 +3546,7 @@
           <w:sz w:val="24"/>
           <w:u w:val="single"/>
         </w:rPr>
-        <w:hyperlink r:id="rId26" w:history="1">
+        <w:hyperlink r:id="rId28" w:history="1">
           <w:r>
             <w:rPr>
               <w:rStyle w:val="Hyperlink"/>

--- a/EXPORTS/DOCX/published/niveau3/Dutch/NZG.docx
+++ b/EXPORTS/DOCX/published/niveau3/Dutch/NZG.docx
@@ -2306,8 +2306,16 @@
           <w:i w:val="0"/>
           <w:color w:val="0000FF"/>
           <w:sz w:val="24"/>
+          <w:u w:val="single"/>
         </w:rPr>
-        <w:t>id=zoOC</w:t>
+        <w:hyperlink r:id="rId18" w:history="1">
+          <w:r>
+            <w:rPr>
+              <w:rStyle w:val="Hyperlink"/>
+            </w:rPr>
+            <w:t>id=zoOC</w:t>
+          </w:r>
+        </w:hyperlink>
       </w:r>
       <w:r>
         <w:rPr>
@@ -2318,7 +2326,7 @@
           <w:sz w:val="24"/>
           <w:u w:val="single"/>
         </w:rPr>
-        <w:hyperlink r:id="rId18" w:history="1">
+        <w:hyperlink r:id="rId19" w:history="1">
           <w:r>
             <w:rPr>
               <w:rStyle w:val="Hyperlink"/>
@@ -2817,7 +2825,7 @@
           <w:sz w:val="24"/>
           <w:u w:val="single"/>
         </w:rPr>
-        <w:hyperlink r:id="rId21" w:history="1">
+        <w:hyperlink r:id="rId22" w:history="1">
           <w:r>
             <w:rPr>
               <w:rStyle w:val="Hyperlink"/>
@@ -2835,7 +2843,7 @@
           <w:sz w:val="24"/>
           <w:u w:val="single"/>
         </w:rPr>
-        <w:hyperlink r:id="rId22" w:history="1">
+        <w:hyperlink r:id="rId21" w:history="1">
           <w:r>
             <w:rPr>
               <w:rStyle w:val="Hyperlink"/>
@@ -2846,14 +2854,20 @@
       </w:r>
       <w:r>
         <w:rPr>
-          <w:u w:val="single" w:color="0000ff"/>
           <w:rFonts w:ascii="Charis SIL Regular" w:hAnsi="Charis SIL Regular" w:eastAsia="Charis SIL Regular"/>
           <w:b w:val="0"/>
           <w:i w:val="0"/>
           <w:color w:val="000000"/>
           <w:sz w:val="24"/>
         </w:rPr>
-        <w:t xml:space="preserve">, </w:t>
+        <w:hyperlink r:id="rId21" w:history="1">
+          <w:r>
+            <w:rPr>
+              <w:rStyle w:val="Hyperlink"/>
+            </w:rPr>
+            <w:t xml:space="preserve">, </w:t>
+          </w:r>
+        </w:hyperlink>
       </w:r>
       <w:r>
         <w:rPr>
@@ -2864,7 +2878,7 @@
           <w:sz w:val="24"/>
           <w:u w:val="single"/>
         </w:rPr>
-        <w:hyperlink r:id="rId23" w:history="1">
+        <w:hyperlink r:id="rId21" w:history="1">
           <w:r>
             <w:rPr>
               <w:rStyle w:val="Hyperlink"/>
@@ -2893,7 +2907,7 @@
           <w:sz w:val="24"/>
           <w:u w:val="single"/>
         </w:rPr>
-        <w:hyperlink r:id="rId23" w:history="1">
+        <w:hyperlink r:id="rId21" w:history="1">
           <w:r>
             <w:rPr>
               <w:rStyle w:val="Hyperlink"/>
@@ -3009,7 +3023,7 @@
           <w:sz w:val="24"/>
           <w:u w:val="single"/>
         </w:rPr>
-        <w:hyperlink r:id="rId24" w:history="1">
+        <w:hyperlink r:id="rId23" w:history="1">
           <w:r>
             <w:rPr>
               <w:rStyle w:val="Hyperlink"/>
@@ -3027,7 +3041,7 @@
           <w:sz w:val="24"/>
           <w:u w:val="single"/>
         </w:rPr>
-        <w:hyperlink r:id="rId24" w:history="1">
+        <w:hyperlink r:id="rId23" w:history="1">
           <w:r>
             <w:rPr>
               <w:rStyle w:val="Hyperlink"/>
@@ -3045,7 +3059,7 @@
           <w:sz w:val="24"/>
           <w:u w:val="single"/>
         </w:rPr>
-        <w:hyperlink r:id="rId24" w:history="1">
+        <w:hyperlink r:id="rId23" w:history="1">
           <w:r>
             <w:rPr>
               <w:rStyle w:val="Hyperlink"/>
@@ -3063,7 +3077,7 @@
           <w:sz w:val="24"/>
           <w:u w:val="single"/>
         </w:rPr>
-        <w:hyperlink r:id="rId24" w:history="1">
+        <w:hyperlink r:id="rId23" w:history="1">
           <w:r>
             <w:rPr>
               <w:rStyle w:val="Hyperlink"/>
@@ -3091,7 +3105,7 @@
           <w:sz w:val="24"/>
           <w:u w:val="single"/>
         </w:rPr>
-        <w:hyperlink r:id="rId25" w:history="1">
+        <w:hyperlink r:id="rId24" w:history="1">
           <w:r>
             <w:rPr>
               <w:rStyle w:val="Hyperlink"/>
@@ -3109,7 +3123,7 @@
           <w:sz w:val="24"/>
           <w:u w:val="single"/>
         </w:rPr>
-        <w:hyperlink r:id="rId25" w:history="1">
+        <w:hyperlink r:id="rId24" w:history="1">
           <w:r>
             <w:rPr>
               <w:rStyle w:val="Hyperlink"/>
@@ -3127,7 +3141,7 @@
           <w:sz w:val="24"/>
           <w:u w:val="single"/>
         </w:rPr>
-        <w:hyperlink r:id="rId25" w:history="1">
+        <w:hyperlink r:id="rId23" w:history="1">
           <w:r>
             <w:rPr>
               <w:rStyle w:val="Hyperlink"/>
@@ -3144,7 +3158,14 @@
           <w:color w:val="000000"/>
           <w:sz w:val="24"/>
         </w:rPr>
-        <w:t xml:space="preserve">, </w:t>
+        <w:hyperlink r:id="rId23" w:history="1">
+          <w:r>
+            <w:rPr>
+              <w:rStyle w:val="Hyperlink"/>
+            </w:rPr>
+            <w:t xml:space="preserve">, </w:t>
+          </w:r>
+        </w:hyperlink>
       </w:r>
       <w:r>
         <w:rPr>
@@ -3155,7 +3176,7 @@
           <w:sz w:val="24"/>
           <w:u w:val="single"/>
         </w:rPr>
-        <w:hyperlink r:id="rId26" w:history="1">
+        <w:hyperlink r:id="rId23" w:history="1">
           <w:r>
             <w:rPr>
               <w:rStyle w:val="Hyperlink"/>
@@ -3184,7 +3205,7 @@
           <w:sz w:val="24"/>
           <w:u w:val="single"/>
         </w:rPr>
-        <w:hyperlink r:id="rId26" w:history="1">
+        <w:hyperlink r:id="rId23" w:history="1">
           <w:r>
             <w:rPr>
               <w:rStyle w:val="Hyperlink"/>
@@ -3202,7 +3223,7 @@
           <w:sz w:val="24"/>
           <w:u w:val="single"/>
         </w:rPr>
-        <w:hyperlink r:id="rId24" w:history="1">
+        <w:hyperlink r:id="rId23" w:history="1">
           <w:r>
             <w:rPr>
               <w:rStyle w:val="Hyperlink"/>
@@ -3333,7 +3354,7 @@
           <w:sz w:val="24"/>
           <w:u w:val="single"/>
         </w:rPr>
-        <w:hyperlink r:id="rId27" w:history="1">
+        <w:hyperlink r:id="rId25" w:history="1">
           <w:r>
             <w:rPr>
               <w:rStyle w:val="Hyperlink"/>
@@ -3371,7 +3392,7 @@
           <w:sz w:val="24"/>
           <w:u w:val="single"/>
         </w:rPr>
-        <w:hyperlink r:id="rId28" w:history="1">
+        <w:hyperlink r:id="rId26" w:history="1">
           <w:r>
             <w:rPr>
               <w:rStyle w:val="Hyperlink"/>
@@ -3389,7 +3410,7 @@
           <w:sz w:val="24"/>
           <w:u w:val="single"/>
         </w:rPr>
-        <w:hyperlink r:id="rId28" w:history="1">
+        <w:hyperlink r:id="rId26" w:history="1">
           <w:r>
             <w:rPr>
               <w:rStyle w:val="Hyperlink"/>
@@ -3407,7 +3428,7 @@
           <w:sz w:val="24"/>
           <w:u w:val="single"/>
         </w:rPr>
-        <w:hyperlink r:id="rId28" w:history="1">
+        <w:hyperlink r:id="rId26" w:history="1">
           <w:r>
             <w:rPr>
               <w:rStyle w:val="Hyperlink"/>
@@ -3425,7 +3446,7 @@
           <w:sz w:val="24"/>
           <w:u w:val="single"/>
         </w:rPr>
-        <w:hyperlink r:id="rId28" w:history="1">
+        <w:hyperlink r:id="rId26" w:history="1">
           <w:r>
             <w:rPr>
               <w:rStyle w:val="Hyperlink"/>
@@ -3446,7 +3467,7 @@
           <w:sz w:val="24"/>
           <w:u w:val="single"/>
         </w:rPr>
-        <w:hyperlink r:id="rId28" w:history="1">
+        <w:hyperlink r:id="rId26" w:history="1">
           <w:r>
             <w:rPr>
               <w:rStyle w:val="Hyperlink"/>
@@ -3464,7 +3485,7 @@
           <w:sz w:val="24"/>
           <w:u w:val="single"/>
         </w:rPr>
-        <w:hyperlink r:id="rId28" w:history="1">
+        <w:hyperlink r:id="rId26" w:history="1">
           <w:r>
             <w:rPr>
               <w:rStyle w:val="Hyperlink"/>
@@ -3482,7 +3503,7 @@
           <w:sz w:val="24"/>
           <w:u w:val="single"/>
         </w:rPr>
-        <w:hyperlink r:id="rId28" w:history="1">
+        <w:hyperlink r:id="rId26" w:history="1">
           <w:r>
             <w:rPr>
               <w:rStyle w:val="Hyperlink"/>
@@ -3500,7 +3521,7 @@
           <w:sz w:val="24"/>
           <w:u w:val="single"/>
         </w:rPr>
-        <w:hyperlink r:id="rId28" w:history="1">
+        <w:hyperlink r:id="rId26" w:history="1">
           <w:r>
             <w:rPr>
               <w:rStyle w:val="Hyperlink"/>
@@ -3518,7 +3539,7 @@
           <w:sz w:val="24"/>
           <w:u w:val="single"/>
         </w:rPr>
-        <w:hyperlink r:id="rId28" w:history="1">
+        <w:hyperlink r:id="rId26" w:history="1">
           <w:r>
             <w:rPr>
               <w:rStyle w:val="Hyperlink"/>
@@ -3546,7 +3567,7 @@
           <w:sz w:val="24"/>
           <w:u w:val="single"/>
         </w:rPr>
-        <w:hyperlink r:id="rId28" w:history="1">
+        <w:hyperlink r:id="rId26" w:history="1">
           <w:r>
             <w:rPr>
               <w:rStyle w:val="Hyperlink"/>
